--- a/Sony_Documentation_GAN.docx
+++ b/Sony_Documentation_GAN.docx
@@ -7,7 +7,7 @@
         <w:spacing w:after="120"/>
         <w:jc w:val="center"/>
         <w:rPr>
-          <w:b/>
+          <w:color w:val="7030A0"/>
           <w:sz w:val="32"/>
           <w:szCs w:val="32"/>
         </w:rPr>
@@ -15,27 +15,22 @@
       <w:r>
         <w:rPr>
           <w:b/>
+          <w:bCs/>
+          <w:color w:val="7030A0"/>
           <w:sz w:val="32"/>
           <w:szCs w:val="32"/>
         </w:rPr>
-        <w:t>G</w:t>
-      </w:r>
-      <w:r>
-        <w:rPr>
-          <w:b/>
-          <w:sz w:val="32"/>
-          <w:szCs w:val="32"/>
-        </w:rPr>
-        <w:t>enerative adversarial networks in medicine, cybersecurity and creative sketching</w:t>
-      </w:r>
-    </w:p>
-    <w:p>
-      <w:pPr>
-        <w:spacing w:after="120"/>
-        <w:jc w:val="center"/>
-        <w:rPr>
-          <w:sz w:val="32"/>
-          <w:szCs w:val="32"/>
+        <w:t>Designing and Training Generative Adversarial Networks for Three Real-World Application Areas</w:t>
+      </w:r>
+    </w:p>
+    <w:p>
+      <w:pPr>
+        <w:jc w:val="both"/>
+        <w:rPr>
+          <w:b/>
+          <w:bCs/>
+          <w:sz w:val="28"/>
+          <w:szCs w:val="28"/>
         </w:rPr>
       </w:pPr>
     </w:p>
@@ -143,16 +138,6 @@
     </w:p>
     <w:p>
       <w:pPr>
-        <w:spacing w:after="40"/>
-        <w:jc w:val="center"/>
-        <w:rPr>
-          <w:sz w:val="28"/>
-          <w:szCs w:val="28"/>
-        </w:rPr>
-      </w:pPr>
-    </w:p>
-    <w:p>
-      <w:pPr>
         <w:spacing w:before="240" w:after="80"/>
         <w:rPr>
           <w:sz w:val="24"/>
@@ -243,11 +228,11 @@
         <w:jc w:val="both"/>
       </w:pPr>
       <w:r>
-        <w:t xml:space="preserve">The initial case study recreates the tutorial sine-wave GAN on points randomly sampled on a sine curve, which is trained over 6,000 steps. Figure 1 illustrates how the points generated are falling along the curve and thus the generator has sampled one dimensional manifold in 2D space. The critic loss converges to 1.378 and the generator to 0.800 and both converge (critic loss 1.3765, generators 0.8009). The value is 1.386 (just under </w:t>
+        <w:t xml:space="preserve">The initial case study recreates the tutorial sine-wave GAN on points randomly sampled on a sine curve, which is trained over 6,000 steps. Figure 1 illustrates how the points generated are falling along the curve and thus the generator has sampled one dimensional manifold in 2D space. The critic loss converges to 1.378 and the generator to 0.800 and both converge (critic loss 1.3765, generators 0.8009). The value is 1.386 (just under 2ln2) when it </w:t>
       </w:r>
       <w:r>
         <w:lastRenderedPageBreak/>
-        <w:t>2ln2) when it can no longer distinguish between the two distributions thus indicating a healthy equilibrium rather than stalled optimiser.</w:t>
+        <w:t>can no longer distinguish between the two distributions thus indicating a healthy equilibrium rather than stalled optimiser.</w:t>
       </w:r>
     </w:p>
     <w:p>
@@ -1868,7 +1853,6 @@
   <w:style w:type="character" w:default="1" w:styleId="DefaultParagraphFont">
     <w:name w:val="Default Paragraph Font"/>
     <w:uiPriority w:val="1"/>
-    <w:semiHidden/>
     <w:unhideWhenUsed/>
   </w:style>
   <w:style w:type="table" w:default="1" w:styleId="TableNormal">
